--- a/backend/generated_docs/Client_power_of_attorney_20260326_161951_generated.docx
+++ b/backend/generated_docs/Client_power_of_attorney_20260326_161951_generated.docx
@@ -7,38 +7,30 @@
         <w:spacing w:line="240" w:lineRule="auto"/>
         <w:jc w:val="left"/>
       </w:pPr>
-      <w:r>
-        <w:rPr>
-          <w:rFonts w:ascii="Times New Roman" w:hAnsi="Times New Roman" w:eastAsia="Times New Roman" w:cs="Times New Roman"/>
-          <w:b w:val="0"/>
-          <w:i w:val="0"/>
-          <w:strike w:val="0"/>
-          <w:sz w:val="28"/>
-          <w:u w:val="none"/>
+      <w:r/>
+    </w:p>
+    <w:p>
+      <w:pPr>
+        <w:spacing w:line="240" w:lineRule="auto"/>
+        <w:jc w:val="center"/>
+      </w:pPr>
+      <w:r>
+        <w:rPr>
+          <w:rFonts w:ascii="Times New Roman" w:hAnsi="Times New Roman" w:eastAsia="Times New Roman" w:cs="Times New Roman"/>
+          <w:b/>
+          <w:i w:val="0"/>
+          <w:strike w:val="0"/>
+          <w:sz w:val="28"/>
+          <w:u w:val="single"/>
         </w:rPr>
         <w:t>POWER OF ATTORNEY</w:t>
       </w:r>
-      <w:r>
-        <w:rPr>
-          <w:rFonts w:ascii="Times New Roman" w:hAnsi="Times New Roman" w:eastAsia="Times New Roman" w:cs="Times New Roman"/>
-          <w:b w:val="0"/>
-          <w:i w:val="0"/>
-          <w:strike w:val="0"/>
-          <w:sz w:val="28"/>
-          <w:u w:val="none"/>
-        </w:rPr>
-        <w:br/>
-      </w:r>
-      <w:r>
-        <w:rPr>
-          <w:rFonts w:ascii="Times New Roman" w:hAnsi="Times New Roman" w:eastAsia="Times New Roman" w:cs="Times New Roman"/>
-          <w:b w:val="0"/>
-          <w:i w:val="0"/>
-          <w:strike w:val="0"/>
-          <w:sz w:val="28"/>
-          <w:u w:val="none"/>
-        </w:rPr>
-      </w:r>
+    </w:p>
+    <w:p>
+      <w:pPr>
+        <w:spacing w:line="240" w:lineRule="auto"/>
+        <w:jc w:val="left"/>
+      </w:pPr>
       <w:r>
         <w:rPr>
           <w:rFonts w:ascii="Times New Roman" w:hAnsi="Times New Roman" w:eastAsia="Times New Roman" w:cs="Times New Roman"/>
